--- a/pr-preview/pr-211/chapters/writing-to-think-tracked-changes.docx
+++ b/pr-preview/pr-211/chapters/writing-to-think-tracked-changes.docx
@@ -18,7 +18,7 @@
       </w:pPr>
       <w:ins w:id="2" w:author="PR Preview" w:date="2026-01-01T00:00:00Z">
         <w:r>
-          <w:t xml:space="preserve">Last modified: 2026-10-15 19:42:37 (PDT)</w:t>
+          <w:t xml:space="preserve">Last modified: 2026-10-15 22:06:06 (PDT)</w:t>
         </w:r>
       </w:ins>
     </w:p>
@@ -38,7 +38,7 @@
       </w:ins>
       <w:ins w:id="5" w:author="PR Preview" w:date="2026-01-01T00:00:00Z">
         <w:r>
-          <w:t xml:space="preserve">This chapter adapts the UCD-SERG Lab Manual’s section on the topic</w:t>
+          <w:t xml:space="preserve">This chapter builds on the UCD-SERG Lab Manual’s section on the topic</w:t>
         </w:r>
       </w:ins>
       <w:ins w:id="6" w:author="PR Preview" w:date="2026-01-01T00:00:00Z">
@@ -341,25 +341,67 @@
       </w:ins>
       <w:ins w:id="43" w:author="PR Preview" w:date="2026-01-01T00:00:00Z">
         <w:r>
-          <w:t xml:space="preserve">Draft the aims, the methods, and the expected results before you run the analysis.</w:t>
-        </w:r>
-      </w:ins>
+          <w:t xml:space="preserve">Before you run the analysis, draft:</w:t>
+        </w:r>
+      </w:ins>
+    </w:p>
+    <w:p>
+      <w:pPr>
+        <w:pStyle w:val="Compact"/>
+        <w:numPr>
+          <w:ilvl w:val="0"/>
+          <w:numId w:val="1003"/>
+        </w:numPr>
+      </w:pPr>
       <w:ins w:id="44" w:author="PR Preview" w:date="2026-01-01T00:00:00Z">
         <w:r>
+          <w:t xml:space="preserve">the aims;</w:t>
+        </w:r>
+      </w:ins>
+    </w:p>
+    <w:p>
+      <w:pPr>
+        <w:pStyle w:val="Compact"/>
+        <w:numPr>
+          <w:ilvl w:val="0"/>
+          <w:numId w:val="1003"/>
+        </w:numPr>
+      </w:pPr>
+      <w:ins w:id="45" w:author="PR Preview" w:date="2026-01-01T00:00:00Z">
+        <w:r>
+          <w:t xml:space="preserve">the methods;</w:t>
+        </w:r>
+      </w:ins>
+    </w:p>
+    <w:p>
+      <w:pPr>
+        <w:pStyle w:val="Compact"/>
+        <w:numPr>
+          <w:ilvl w:val="0"/>
+          <w:numId w:val="1003"/>
+        </w:numPr>
+      </w:pPr>
+      <w:ins w:id="46" w:author="PR Preview" w:date="2026-01-01T00:00:00Z">
+        <w:r>
+          <w:t xml:space="preserve">the expected results.</w:t>
+        </w:r>
+      </w:ins>
+    </w:p>
+    <w:p>
+      <w:pPr>
+        <w:pStyle w:val="FirstParagraph"/>
+      </w:pPr>
+      <w:ins w:id="47" w:author="PR Preview" w:date="2026-01-01T00:00:00Z">
+        <w:r>
+          <w:t xml:space="preserve">A draft shows which parts of the plan you cannot yet state clearly,</w:t>
+        </w:r>
+      </w:ins>
+      <w:ins w:id="48" w:author="PR Preview" w:date="2026-01-01T00:00:00Z">
+        <w:r>
           <w:t xml:space="preserve"> </w:t>
         </w:r>
       </w:ins>
-      <w:ins w:id="45" w:author="PR Preview" w:date="2026-01-01T00:00:00Z">
-        <w:r>
-          <w:t xml:space="preserve">A draft shows which parts of the plan you cannot yet state clearly,</w:t>
-        </w:r>
-      </w:ins>
-      <w:ins w:id="46" w:author="PR Preview" w:date="2026-01-01T00:00:00Z">
-        <w:r>
-          <w:t xml:space="preserve"> </w:t>
-        </w:r>
-      </w:ins>
-      <w:ins w:id="47" w:author="PR Preview" w:date="2026-01-01T00:00:00Z">
+      <w:ins w:id="49" w:author="PR Preview" w:date="2026-01-01T00:00:00Z">
         <w:r>
           <w:t xml:space="preserve">and those parts are where you need to think more.</w:t>
         </w:r>
@@ -371,17 +413,17 @@
       <w:pPr>
         <w:pStyle w:val="Bibliography"/>
       </w:pPr>
-      <w:ins w:id="48" w:author="PR Preview" w:date="2026-01-01T00:00:00Z">
+      <w:ins w:id="50" w:author="PR Preview" w:date="2026-01-01T00:00:00Z">
         <w:r>
           <w:t xml:space="preserve">Lamport, Leslie. 2019.</w:t>
         </w:r>
       </w:ins>
-      <w:ins w:id="49" w:author="PR Preview" w:date="2026-01-01T00:00:00Z">
+      <w:ins w:id="51" w:author="PR Preview" w:date="2026-01-01T00:00:00Z">
         <w:r>
           <w:t xml:space="preserve"> </w:t>
         </w:r>
       </w:ins>
-      <w:ins w:id="50" w:author="PR Preview" w:date="2026-01-01T00:00:00Z">
+      <w:ins w:id="52" w:author="PR Preview" w:date="2026-01-01T00:00:00Z">
         <w:r>
           <w:rPr>
             <w:i/>
@@ -390,7 +432,7 @@
           <w:t xml:space="preserve">Think and Write with</w:t>
         </w:r>
       </w:ins>
-      <w:ins w:id="51" w:author="PR Preview" w:date="2026-01-01T00:00:00Z">
+      <w:ins w:id="53" w:author="PR Preview" w:date="2026-01-01T00:00:00Z">
         <w:r>
           <w:rPr>
             <w:i/>
@@ -399,7 +441,7 @@
           <w:t xml:space="preserve"> </w:t>
         </w:r>
       </w:ins>
-      <w:ins w:id="52" w:author="PR Preview" w:date="2026-01-01T00:00:00Z">
+      <w:ins w:id="54" w:author="PR Preview" w:date="2026-01-01T00:00:00Z">
         <w:r>
           <w:rPr>
             <w:i/>
@@ -408,18 +450,18 @@
           <w:t xml:space="preserve">Leslie Lamport</w:t>
         </w:r>
       </w:ins>
-      <w:ins w:id="53" w:author="PR Preview" w:date="2026-01-01T00:00:00Z">
+      <w:ins w:id="55" w:author="PR Preview" w:date="2026-01-01T00:00:00Z">
         <w:r>
           <w:t xml:space="preserve">. Podcast interview, Mentors.fm.</w:t>
         </w:r>
       </w:ins>
-      <w:ins w:id="54" w:author="PR Preview" w:date="2026-01-01T00:00:00Z">
+      <w:ins w:id="56" w:author="PR Preview" w:date="2026-01-01T00:00:00Z">
         <w:r>
           <w:t xml:space="preserve"> </w:t>
         </w:r>
       </w:ins>
       <w:hyperlink r:id="rId11">
-        <w:ins w:id="55" w:author="PR Preview" w:date="2026-01-01T00:00:00Z">
+        <w:ins w:id="57" w:author="PR Preview" w:date="2026-01-01T00:00:00Z">
           <w:r>
             <w:rPr>
               <w:rStyle w:val="Hyperlink"/>
@@ -428,7 +470,7 @@
           </w:r>
         </w:ins>
       </w:hyperlink>
-      <w:ins w:id="56" w:author="PR Preview" w:date="2026-01-01T00:00:00Z">
+      <w:ins w:id="58" w:author="PR Preview" w:date="2026-01-01T00:00:00Z">
         <w:r>
           <w:t xml:space="preserve">.</w:t>
         </w:r>
@@ -440,37 +482,73 @@
       <w:pPr>
         <w:pStyle w:val="Bibliography"/>
       </w:pPr>
-      <w:ins w:id="57" w:author="PR Preview" w:date="2026-01-01T00:00:00Z">
+      <w:ins w:id="59" w:author="PR Preview" w:date="2026-01-01T00:00:00Z">
         <w:r>
           <w:t xml:space="preserve">UCD-SERG. n.d.</w:t>
         </w:r>
       </w:ins>
-      <w:ins w:id="58" w:author="PR Preview" w:date="2026-01-01T00:00:00Z">
+      <w:ins w:id="60" w:author="PR Preview" w:date="2026-01-01T00:00:00Z">
         <w:r>
           <w:t xml:space="preserve"> </w:t>
         </w:r>
       </w:ins>
-      <w:ins w:id="59" w:author="PR Preview" w:date="2026-01-01T00:00:00Z">
+      <w:ins w:id="61" w:author="PR Preview" w:date="2026-01-01T00:00:00Z">
         <w:r>
           <w:rPr>
             <w:i/>
             <w:iCs/>
           </w:rPr>
-          <w:t xml:space="preserve">Lab Manual: Writing to Clarify Your Thinking</w:t>
-        </w:r>
-      </w:ins>
-      <w:ins w:id="60" w:author="PR Preview" w:date="2026-01-01T00:00:00Z">
+          <w:t xml:space="preserve">UCD-SeRG</w:t>
+        </w:r>
+      </w:ins>
+      <w:ins w:id="62" w:author="PR Preview" w:date="2026-01-01T00:00:00Z">
+        <w:r>
+          <w:rPr>
+            <w:i/>
+            <w:iCs/>
+          </w:rPr>
+          <w:t xml:space="preserve"> </w:t>
+        </w:r>
+      </w:ins>
+      <w:ins w:id="63" w:author="PR Preview" w:date="2026-01-01T00:00:00Z">
+        <w:r>
+          <w:rPr>
+            <w:i/>
+            <w:iCs/>
+          </w:rPr>
+          <w:t xml:space="preserve">Lab Manual, Section</w:t>
+        </w:r>
+      </w:ins>
+      <w:ins w:id="64" w:author="PR Preview" w:date="2026-01-01T00:00:00Z">
+        <w:r>
+          <w:rPr>
+            <w:i/>
+            <w:iCs/>
+          </w:rPr>
+          <w:t xml:space="preserve"> </w:t>
+        </w:r>
+      </w:ins>
+      <w:ins w:id="65" w:author="PR Preview" w:date="2026-01-01T00:00:00Z">
+        <w:r>
+          <w:rPr>
+            <w:i/>
+            <w:iCs/>
+          </w:rPr>
+          <w:t xml:space="preserve">“Writing to Clarify Your Thinking”</w:t>
+        </w:r>
+      </w:ins>
+      <w:ins w:id="66" w:author="PR Preview" w:date="2026-01-01T00:00:00Z">
         <w:r>
           <w:t xml:space="preserve">. Online manual, University of California, Davis, Seroepidemiology Research Group. Accessed October 16, 2026.</w:t>
         </w:r>
       </w:ins>
-      <w:ins w:id="61" w:author="PR Preview" w:date="2026-01-01T00:00:00Z">
+      <w:ins w:id="67" w:author="PR Preview" w:date="2026-01-01T00:00:00Z">
         <w:r>
           <w:t xml:space="preserve"> </w:t>
         </w:r>
       </w:ins>
       <w:hyperlink r:id="rId13">
-        <w:ins w:id="62" w:author="PR Preview" w:date="2026-01-01T00:00:00Z">
+        <w:ins w:id="68" w:author="PR Preview" w:date="2026-01-01T00:00:00Z">
           <w:r>
             <w:rPr>
               <w:rStyle w:val="Hyperlink"/>
@@ -479,7 +557,7 @@
           </w:r>
         </w:ins>
       </w:hyperlink>
-      <w:ins w:id="63" w:author="PR Preview" w:date="2026-01-01T00:00:00Z">
+      <w:ins w:id="69" w:author="PR Preview" w:date="2026-01-01T00:00:00Z">
         <w:r>
           <w:t xml:space="preserve">.</w:t>
         </w:r>
@@ -708,6 +786,9 @@
     <w:abstractNumId w:val="991"/>
   </w:num>
   <w:num w:numId="1002">
+    <w:abstractNumId w:val="991"/>
+  </w:num>
+  <w:num w:numId="1003">
     <w:abstractNumId w:val="991"/>
   </w:num>
 </w:numbering>

--- a/pr-preview/pr-211/chapters/writing-to-think-tracked-changes.docx
+++ b/pr-preview/pr-211/chapters/writing-to-think-tracked-changes.docx
@@ -18,7 +18,7 @@
       </w:pPr>
       <w:ins w:id="2" w:author="PR Preview" w:date="2026-01-01T00:00:00Z">
         <w:r>
-          <w:t xml:space="preserve">Last modified: 2026-10-15 22:06:06 (PDT)</w:t>
+          <w:t xml:space="preserve">Last modified: 2026-10-15 23:19:03 (PDT)</w:t>
         </w:r>
       </w:ins>
     </w:p>
@@ -247,7 +247,7 @@
       </w:pPr>
       <w:ins w:id="33" w:author="PR Preview" w:date="2026-01-01T00:00:00Z">
         <w:r>
-          <w:t xml:space="preserve">the goal you are working toward;</w:t>
+          <w:t xml:space="preserve">the goal that you are working toward;</w:t>
         </w:r>
       </w:ins>
     </w:p>
@@ -261,7 +261,7 @@
       </w:pPr>
       <w:ins w:id="34" w:author="PR Preview" w:date="2026-01-01T00:00:00Z">
         <w:r>
-          <w:t xml:space="preserve">what you did, with the code, data, or equation you used;</w:t>
+          <w:t xml:space="preserve">what you did, with the code, data, or equation that you used;</w:t>
         </w:r>
       </w:ins>
     </w:p>
@@ -498,7 +498,7 @@
             <w:i/>
             <w:iCs/>
           </w:rPr>
-          <w:t xml:space="preserve">UCD-SeRG</w:t>
+          <w:t xml:space="preserve">Lab Manual, Section</w:t>
         </w:r>
       </w:ins>
       <w:ins w:id="62" w:author="PR Preview" w:date="2026-01-01T00:00:00Z">
@@ -516,39 +516,21 @@
             <w:i/>
             <w:iCs/>
           </w:rPr>
-          <w:t xml:space="preserve">Lab Manual, Section</w:t>
+          <w:t xml:space="preserve">“Writing to Clarify Your Thinking”</w:t>
         </w:r>
       </w:ins>
       <w:ins w:id="64" w:author="PR Preview" w:date="2026-01-01T00:00:00Z">
         <w:r>
-          <w:rPr>
-            <w:i/>
-            <w:iCs/>
-          </w:rPr>
+          <w:t xml:space="preserve">. Online manual, University of California, Davis, Seroepidemiology Research Group. Accessed October 16, 2026.</w:t>
+        </w:r>
+      </w:ins>
+      <w:ins w:id="65" w:author="PR Preview" w:date="2026-01-01T00:00:00Z">
+        <w:r>
           <w:t xml:space="preserve"> </w:t>
         </w:r>
       </w:ins>
-      <w:ins w:id="65" w:author="PR Preview" w:date="2026-01-01T00:00:00Z">
-        <w:r>
-          <w:rPr>
-            <w:i/>
-            <w:iCs/>
-          </w:rPr>
-          <w:t xml:space="preserve">“Writing to Clarify Your Thinking”</w:t>
-        </w:r>
-      </w:ins>
-      <w:ins w:id="66" w:author="PR Preview" w:date="2026-01-01T00:00:00Z">
-        <w:r>
-          <w:t xml:space="preserve">. Online manual, University of California, Davis, Seroepidemiology Research Group. Accessed October 16, 2026.</w:t>
-        </w:r>
-      </w:ins>
-      <w:ins w:id="67" w:author="PR Preview" w:date="2026-01-01T00:00:00Z">
-        <w:r>
-          <w:t xml:space="preserve"> </w:t>
-        </w:r>
-      </w:ins>
       <w:hyperlink r:id="rId13">
-        <w:ins w:id="68" w:author="PR Preview" w:date="2026-01-01T00:00:00Z">
+        <w:ins w:id="66" w:author="PR Preview" w:date="2026-01-01T00:00:00Z">
           <w:r>
             <w:rPr>
               <w:rStyle w:val="Hyperlink"/>
@@ -557,7 +539,7 @@
           </w:r>
         </w:ins>
       </w:hyperlink>
-      <w:ins w:id="69" w:author="PR Preview" w:date="2026-01-01T00:00:00Z">
+      <w:ins w:id="67" w:author="PR Preview" w:date="2026-01-01T00:00:00Z">
         <w:r>
           <w:t xml:space="preserve">.</w:t>
         </w:r>
